--- a/HHT 2026 WORD.docx
+++ b/HHT 2026 WORD.docx
@@ -851,18 +851,8 @@
           <w:sz w:val="24"/>
           <w:szCs w:val="24"/>
         </w:rPr>
-        <w:t>關鍵字</w:t>
-      </w:r>
-      <w:proofErr w:type="gramStart"/>
-      <w:r>
-        <w:rPr>
-          <w:rFonts w:hint="eastAsia"/>
-          <w:sz w:val="24"/>
-          <w:szCs w:val="24"/>
-        </w:rPr>
-        <w:t>三</w:t>
-      </w:r>
-      <w:proofErr w:type="gramEnd"/>
+        <w:t>關鍵字三</w:t>
+      </w:r>
     </w:p>
     <w:p>
       <w:pPr>
@@ -1848,21 +1838,7 @@
         <w:rPr>
           <w:rFonts w:eastAsia="標楷體" w:hint="eastAsia"/>
         </w:rPr>
-        <w:t>，全文</w:t>
-      </w:r>
-      <w:proofErr w:type="gramStart"/>
-      <w:r>
-        <w:rPr>
-          <w:rFonts w:eastAsia="標楷體" w:hint="eastAsia"/>
-        </w:rPr>
-        <w:t>連圖表</w:t>
-      </w:r>
-      <w:proofErr w:type="gramEnd"/>
-      <w:r>
-        <w:rPr>
-          <w:rFonts w:eastAsia="標楷體" w:hint="eastAsia"/>
-        </w:rPr>
-        <w:t>、參考文獻與附錄不得超過</w:t>
+        <w:t>，全文連圖表、參考文獻與附錄不得超過</w:t>
       </w:r>
       <w:r>
         <w:rPr>
@@ -1955,21 +1931,7 @@
         <w:rPr>
           <w:rFonts w:eastAsia="標楷體" w:hint="eastAsia"/>
         </w:rPr>
-        <w:t>內文中若有參考文獻部分，請以全形括號（</w:t>
-      </w:r>
-      <w:proofErr w:type="gramStart"/>
-      <w:r>
-        <w:rPr>
-          <w:rFonts w:eastAsia="標楷體" w:hint="eastAsia"/>
-        </w:rPr>
-        <w:t>）</w:t>
-      </w:r>
-      <w:proofErr w:type="gramEnd"/>
-      <w:r>
-        <w:rPr>
-          <w:rFonts w:eastAsia="標楷體" w:hint="eastAsia"/>
-        </w:rPr>
-        <w:t>表示之。</w:t>
+        <w:t>內文中若有參考文獻部分，請以全形括號（）表示之。</w:t>
       </w:r>
     </w:p>
     <w:p>
@@ -2042,16 +2004,8 @@
         <w:rPr>
           <w:rFonts w:eastAsia="標楷體"/>
         </w:rPr>
-        <w:t>編輯，</w:t>
-      </w:r>
-      <w:proofErr w:type="gramStart"/>
-      <w:r>
-        <w:rPr>
-          <w:rFonts w:eastAsia="標楷體"/>
-        </w:rPr>
-        <w:t>採</w:t>
-      </w:r>
-      <w:proofErr w:type="gramEnd"/>
+        <w:t>編輯，採</w:t>
+      </w:r>
       <w:r>
         <w:rPr>
           <w:rFonts w:eastAsia="標楷體"/>
@@ -2164,21 +2118,7 @@
         <w:rPr>
           <w:rFonts w:eastAsia="標楷體"/>
         </w:rPr>
-        <w:t>不論中文或英文稿件，</w:t>
-      </w:r>
-      <w:proofErr w:type="gramStart"/>
-      <w:r>
-        <w:rPr>
-          <w:rFonts w:eastAsia="標楷體"/>
-        </w:rPr>
-        <w:t>均須包含</w:t>
-      </w:r>
-      <w:proofErr w:type="gramEnd"/>
-      <w:r>
-        <w:rPr>
-          <w:rFonts w:eastAsia="標楷體"/>
-        </w:rPr>
-        <w:t>中、英文題目、作者資訊及中、英文摘要。</w:t>
+        <w:t>不論中文或英文稿件，均須包含中、英文題目、作者資訊及中、英文摘要。</w:t>
       </w:r>
       <w:r>
         <w:rPr>
@@ -2221,21 +2161,7 @@
         <w:rPr>
           <w:rFonts w:eastAsia="標楷體"/>
         </w:rPr>
-        <w:t>內文中若有參考文獻部分，請以全形括號（</w:t>
-      </w:r>
-      <w:proofErr w:type="gramStart"/>
-      <w:r>
-        <w:rPr>
-          <w:rFonts w:eastAsia="標楷體"/>
-        </w:rPr>
-        <w:t>）</w:t>
-      </w:r>
-      <w:proofErr w:type="gramEnd"/>
-      <w:r>
-        <w:rPr>
-          <w:rFonts w:eastAsia="標楷體"/>
-        </w:rPr>
-        <w:t>表示之，在括號中寫明文獻之作者及年代，如</w:t>
+        <w:t>內文中若有參考文獻部分，請以全形括號（）表示之，在括號中寫明文獻之作者及年代，如</w:t>
       </w:r>
       <w:r>
         <w:rPr>
@@ -2365,23 +2291,7 @@
           <w:rFonts w:hint="eastAsia"/>
           <w:b/>
         </w:rPr>
-        <w:t>左右對齊、</w:t>
-      </w:r>
-      <w:proofErr w:type="gramStart"/>
-      <w:r>
-        <w:rPr>
-          <w:rFonts w:hint="eastAsia"/>
-          <w:b/>
-        </w:rPr>
-        <w:t>貼齊格</w:t>
-      </w:r>
-      <w:proofErr w:type="gramEnd"/>
-      <w:r>
-        <w:rPr>
-          <w:rFonts w:hint="eastAsia"/>
-          <w:b/>
-        </w:rPr>
-        <w:t>線</w:t>
+        <w:t>左右對齊、貼齊格線</w:t>
       </w:r>
       <w:r>
         <w:rPr>
@@ -2396,16 +2306,8 @@
         <w:rPr>
           <w:rFonts w:hint="eastAsia"/>
         </w:rPr>
-        <w:t>置中，</w:t>
-      </w:r>
-      <w:proofErr w:type="gramStart"/>
-      <w:r>
-        <w:rPr>
-          <w:rFonts w:hint="eastAsia"/>
-        </w:rPr>
-        <w:t>上表下圖</w:t>
-      </w:r>
-      <w:proofErr w:type="gramEnd"/>
+        <w:t>置中，上表下圖</w:t>
+      </w:r>
       <w:r>
         <w:t>，</w:t>
       </w:r>
@@ -2528,13 +2430,8 @@
         <w:t>、</w:t>
       </w:r>
       <w:r>
-        <w:t>…</w:t>
-      </w:r>
-      <w:proofErr w:type="gramStart"/>
-      <w:r>
-        <w:t>…</w:t>
-      </w:r>
-      <w:proofErr w:type="gramEnd"/>
+        <w:t>……</w:t>
+      </w:r>
       <w:r>
         <w:t>、圖</w:t>
       </w:r>
@@ -2557,13 +2454,8 @@
         <w:t>、</w:t>
       </w:r>
       <w:r>
-        <w:t>…</w:t>
-      </w:r>
-      <w:proofErr w:type="gramStart"/>
-      <w:r>
-        <w:t>…</w:t>
-      </w:r>
-      <w:proofErr w:type="gramEnd"/>
+        <w:t>……</w:t>
+      </w:r>
       <w:r>
         <w:t>、表</w:t>
       </w:r>
@@ -2571,13 +2463,8 @@
         <w:t>n</w:t>
       </w:r>
       <w:r>
-        <w:t>」方式依序編列。圖標題應置於圖下方並置中排列；表標題應</w:t>
-      </w:r>
-      <w:proofErr w:type="gramStart"/>
-      <w:r>
-        <w:t>置於表上方</w:t>
-      </w:r>
-      <w:proofErr w:type="gramEnd"/>
+        <w:t>」方式依序編列。圖標題應置於圖下方並置中排列；表標題應置於表上方</w:t>
+      </w:r>
       <w:r>
         <w:rPr>
           <w:rFonts w:hint="eastAsia"/>
@@ -2894,7 +2781,12 @@
           <w:rFonts w:cs="PingFang TC"/>
         </w:rPr>
         <w:sectPr>
-          <w:headerReference w:type="default" r:id="rId11"/>
+          <w:headerReference w:type="even" r:id="rId11"/>
+          <w:headerReference w:type="default" r:id="rId12"/>
+          <w:footerReference w:type="even" r:id="rId13"/>
+          <w:footerReference w:type="default" r:id="rId14"/>
+          <w:headerReference w:type="first" r:id="rId15"/>
+          <w:footerReference w:type="first" r:id="rId16"/>
           <w:pgSz w:w="11906" w:h="16838" w:code="9"/>
           <w:pgMar w:top="1418" w:right="1418" w:bottom="1418" w:left="1418" w:header="680" w:footer="680" w:gutter="0"/>
           <w:cols w:space="425"/>
@@ -2934,7 +2826,7 @@
                     <pic:cNvPicPr/>
                   </pic:nvPicPr>
                   <pic:blipFill>
-                    <a:blip r:embed="rId12" cstate="print">
+                    <a:blip r:embed="rId17" cstate="print">
                       <a:extLst>
                         <a:ext uri="{28A0092B-C50C-407E-A947-70E740481C1C}">
                           <a14:useLocalDpi xmlns:a14="http://schemas.microsoft.com/office/drawing/2010/main" val="0"/>
@@ -3118,21 +3010,7 @@
         <w:rPr>
           <w:szCs w:val="24"/>
         </w:rPr>
-        <w:t>網頁資料：徵引資料來自網頁者須加</w:t>
-      </w:r>
-      <w:proofErr w:type="gramStart"/>
-      <w:r>
-        <w:rPr>
-          <w:szCs w:val="24"/>
-        </w:rPr>
-        <w:t>註</w:t>
-      </w:r>
-      <w:proofErr w:type="gramEnd"/>
-      <w:r>
-        <w:rPr>
-          <w:szCs w:val="24"/>
-        </w:rPr>
-        <w:t>網址。</w:t>
+        <w:t>網頁資料：徵引資料來自網頁者須加註網址。</w:t>
       </w:r>
     </w:p>
     <w:p>
@@ -3194,6 +3072,36 @@
 </w:endnotes>
 </file>
 
+<file path=word/footer1.xml><?xml version="1.0" encoding="utf-8"?>
+<w:ftr xmlns:wpc="http://schemas.microsoft.com/office/word/2010/wordprocessingCanvas" xmlns:cx="http://schemas.microsoft.com/office/drawing/2014/chartex" xmlns:cx1="http://schemas.microsoft.com/office/drawing/2015/9/8/chartex" xmlns:cx2="http://schemas.microsoft.com/office/drawing/2015/10/21/chartex" xmlns:cx3="http://schemas.microsoft.com/office/drawing/2016/5/9/chartex" xmlns:cx4="http://schemas.microsoft.com/office/drawing/2016/5/10/chartex" xmlns:cx5="http://schemas.microsoft.com/office/drawing/2016/5/11/chartex" xmlns:cx6="http://schemas.microsoft.com/office/drawing/2016/5/12/chartex" xmlns:cx7="http://schemas.microsoft.com/office/drawing/2016/5/13/chartex" xmlns:cx8="http://schemas.microsoft.com/office/drawing/2016/5/14/chartex" xmlns:mc="http://schemas.openxmlformats.org/markup-compatibility/2006" xmlns:aink="http://schemas.microsoft.com/office/drawing/2016/ink" xmlns:am3d="http://schemas.microsoft.com/office/drawing/2017/model3d" xmlns:o="urn:schemas-microsoft-com:office:office" xmlns:oel="http://schemas.microsoft.com/office/2019/extlst" xmlns:r="http://schemas.openxmlformats.org/officeDocument/2006/relationships" xmlns:m="http://schemas.openxmlformats.org/officeDocument/2006/math" xmlns:v="urn:schemas-microsoft-com:vml" xmlns:wp14="http://schemas.microsoft.com/office/word/2010/wordprocessingDrawing" xmlns:wp="http://schemas.openxmlformats.org/drawingml/2006/wordprocessingDrawing" xmlns:w10="urn:schemas-microsoft-com:office:word" xmlns:w="http://schemas.openxmlformats.org/wordprocessingml/2006/main" xmlns:w14="http://schemas.microsoft.com/office/word/2010/wordml" xmlns:w15="http://schemas.microsoft.com/office/word/2012/wordml" xmlns:w16cex="http://schemas.microsoft.com/office/word/2018/wordml/cex" xmlns:w16cid="http://schemas.microsoft.com/office/word/2016/wordml/cid" xmlns:w16="http://schemas.microsoft.com/office/word/2018/wordml" xmlns:w16du="http://schemas.microsoft.com/office/word/2023/wordml/word16du" xmlns:w16sdtdh="http://schemas.microsoft.com/office/word/2020/wordml/sdtdatahash" xmlns:w16sdtfl="http://schemas.microsoft.com/office/word/2024/wordml/sdtformatlock" xmlns:w16se="http://schemas.microsoft.com/office/word/2015/wordml/symex" xmlns:wpg="http://schemas.microsoft.com/office/word/2010/wordprocessingGroup" xmlns:wpi="http://schemas.microsoft.com/office/word/2010/wordprocessingInk" xmlns:wne="http://schemas.microsoft.com/office/word/2006/wordml" xmlns:wps="http://schemas.microsoft.com/office/word/2010/wordprocessingShape" mc:Ignorable="w14 w15 w16se w16cid w16 w16cex w16sdtdh w16sdtfl w16du wp14">
+  <w:p>
+    <w:pPr>
+      <w:pStyle w:val="a5"/>
+    </w:pPr>
+  </w:p>
+</w:ftr>
+</file>
+
+<file path=word/footer2.xml><?xml version="1.0" encoding="utf-8"?>
+<w:ftr xmlns:wpc="http://schemas.microsoft.com/office/word/2010/wordprocessingCanvas" xmlns:cx="http://schemas.microsoft.com/office/drawing/2014/chartex" xmlns:cx1="http://schemas.microsoft.com/office/drawing/2015/9/8/chartex" xmlns:cx2="http://schemas.microsoft.com/office/drawing/2015/10/21/chartex" xmlns:cx3="http://schemas.microsoft.com/office/drawing/2016/5/9/chartex" xmlns:cx4="http://schemas.microsoft.com/office/drawing/2016/5/10/chartex" xmlns:cx5="http://schemas.microsoft.com/office/drawing/2016/5/11/chartex" xmlns:cx6="http://schemas.microsoft.com/office/drawing/2016/5/12/chartex" xmlns:cx7="http://schemas.microsoft.com/office/drawing/2016/5/13/chartex" xmlns:cx8="http://schemas.microsoft.com/office/drawing/2016/5/14/chartex" xmlns:mc="http://schemas.openxmlformats.org/markup-compatibility/2006" xmlns:aink="http://schemas.microsoft.com/office/drawing/2016/ink" xmlns:am3d="http://schemas.microsoft.com/office/drawing/2017/model3d" xmlns:o="urn:schemas-microsoft-com:office:office" xmlns:oel="http://schemas.microsoft.com/office/2019/extlst" xmlns:r="http://schemas.openxmlformats.org/officeDocument/2006/relationships" xmlns:m="http://schemas.openxmlformats.org/officeDocument/2006/math" xmlns:v="urn:schemas-microsoft-com:vml" xmlns:wp14="http://schemas.microsoft.com/office/word/2010/wordprocessingDrawing" xmlns:wp="http://schemas.openxmlformats.org/drawingml/2006/wordprocessingDrawing" xmlns:w10="urn:schemas-microsoft-com:office:word" xmlns:w="http://schemas.openxmlformats.org/wordprocessingml/2006/main" xmlns:w14="http://schemas.microsoft.com/office/word/2010/wordml" xmlns:w15="http://schemas.microsoft.com/office/word/2012/wordml" xmlns:w16cex="http://schemas.microsoft.com/office/word/2018/wordml/cex" xmlns:w16cid="http://schemas.microsoft.com/office/word/2016/wordml/cid" xmlns:w16="http://schemas.microsoft.com/office/word/2018/wordml" xmlns:w16du="http://schemas.microsoft.com/office/word/2023/wordml/word16du" xmlns:w16sdtdh="http://schemas.microsoft.com/office/word/2020/wordml/sdtdatahash" xmlns:w16sdtfl="http://schemas.microsoft.com/office/word/2024/wordml/sdtformatlock" xmlns:w16se="http://schemas.microsoft.com/office/word/2015/wordml/symex" xmlns:wpg="http://schemas.microsoft.com/office/word/2010/wordprocessingGroup" xmlns:wpi="http://schemas.microsoft.com/office/word/2010/wordprocessingInk" xmlns:wne="http://schemas.microsoft.com/office/word/2006/wordml" xmlns:wps="http://schemas.microsoft.com/office/word/2010/wordprocessingShape" mc:Ignorable="w14 w15 w16se w16cid w16 w16cex w16sdtdh w16sdtfl w16du wp14">
+  <w:p>
+    <w:pPr>
+      <w:pStyle w:val="a5"/>
+    </w:pPr>
+  </w:p>
+</w:ftr>
+</file>
+
+<file path=word/footer3.xml><?xml version="1.0" encoding="utf-8"?>
+<w:ftr xmlns:wpc="http://schemas.microsoft.com/office/word/2010/wordprocessingCanvas" xmlns:cx="http://schemas.microsoft.com/office/drawing/2014/chartex" xmlns:cx1="http://schemas.microsoft.com/office/drawing/2015/9/8/chartex" xmlns:cx2="http://schemas.microsoft.com/office/drawing/2015/10/21/chartex" xmlns:cx3="http://schemas.microsoft.com/office/drawing/2016/5/9/chartex" xmlns:cx4="http://schemas.microsoft.com/office/drawing/2016/5/10/chartex" xmlns:cx5="http://schemas.microsoft.com/office/drawing/2016/5/11/chartex" xmlns:cx6="http://schemas.microsoft.com/office/drawing/2016/5/12/chartex" xmlns:cx7="http://schemas.microsoft.com/office/drawing/2016/5/13/chartex" xmlns:cx8="http://schemas.microsoft.com/office/drawing/2016/5/14/chartex" xmlns:mc="http://schemas.openxmlformats.org/markup-compatibility/2006" xmlns:aink="http://schemas.microsoft.com/office/drawing/2016/ink" xmlns:am3d="http://schemas.microsoft.com/office/drawing/2017/model3d" xmlns:o="urn:schemas-microsoft-com:office:office" xmlns:oel="http://schemas.microsoft.com/office/2019/extlst" xmlns:r="http://schemas.openxmlformats.org/officeDocument/2006/relationships" xmlns:m="http://schemas.openxmlformats.org/officeDocument/2006/math" xmlns:v="urn:schemas-microsoft-com:vml" xmlns:wp14="http://schemas.microsoft.com/office/word/2010/wordprocessingDrawing" xmlns:wp="http://schemas.openxmlformats.org/drawingml/2006/wordprocessingDrawing" xmlns:w10="urn:schemas-microsoft-com:office:word" xmlns:w="http://schemas.openxmlformats.org/wordprocessingml/2006/main" xmlns:w14="http://schemas.microsoft.com/office/word/2010/wordml" xmlns:w15="http://schemas.microsoft.com/office/word/2012/wordml" xmlns:w16cex="http://schemas.microsoft.com/office/word/2018/wordml/cex" xmlns:w16cid="http://schemas.microsoft.com/office/word/2016/wordml/cid" xmlns:w16="http://schemas.microsoft.com/office/word/2018/wordml" xmlns:w16du="http://schemas.microsoft.com/office/word/2023/wordml/word16du" xmlns:w16sdtdh="http://schemas.microsoft.com/office/word/2020/wordml/sdtdatahash" xmlns:w16sdtfl="http://schemas.microsoft.com/office/word/2024/wordml/sdtformatlock" xmlns:w16se="http://schemas.microsoft.com/office/word/2015/wordml/symex" xmlns:wpg="http://schemas.microsoft.com/office/word/2010/wordprocessingGroup" xmlns:wpi="http://schemas.microsoft.com/office/word/2010/wordprocessingInk" xmlns:wne="http://schemas.microsoft.com/office/word/2006/wordml" xmlns:wps="http://schemas.microsoft.com/office/word/2010/wordprocessingShape" mc:Ignorable="w14 w15 w16se w16cid w16 w16cex w16sdtdh w16sdtfl w16du wp14">
+  <w:p>
+    <w:pPr>
+      <w:pStyle w:val="a5"/>
+    </w:pPr>
+  </w:p>
+</w:ftr>
+</file>
+
 <file path=word/footnotes.xml><?xml version="1.0" encoding="utf-8"?>
 <w:footnotes xmlns:wpc="http://schemas.microsoft.com/office/word/2010/wordprocessingCanvas" xmlns:cx="http://schemas.microsoft.com/office/drawing/2014/chartex" xmlns:cx1="http://schemas.microsoft.com/office/drawing/2015/9/8/chartex" xmlns:cx2="http://schemas.microsoft.com/office/drawing/2015/10/21/chartex" xmlns:cx3="http://schemas.microsoft.com/office/drawing/2016/5/9/chartex" xmlns:cx4="http://schemas.microsoft.com/office/drawing/2016/5/10/chartex" xmlns:cx5="http://schemas.microsoft.com/office/drawing/2016/5/11/chartex" xmlns:cx6="http://schemas.microsoft.com/office/drawing/2016/5/12/chartex" xmlns:cx7="http://schemas.microsoft.com/office/drawing/2016/5/13/chartex" xmlns:cx8="http://schemas.microsoft.com/office/drawing/2016/5/14/chartex" xmlns:mc="http://schemas.openxmlformats.org/markup-compatibility/2006" xmlns:aink="http://schemas.microsoft.com/office/drawing/2016/ink" xmlns:am3d="http://schemas.microsoft.com/office/drawing/2017/model3d" xmlns:o="urn:schemas-microsoft-com:office:office" xmlns:oel="http://schemas.microsoft.com/office/2019/extlst" xmlns:r="http://schemas.openxmlformats.org/officeDocument/2006/relationships" xmlns:m="http://schemas.openxmlformats.org/officeDocument/2006/math" xmlns:v="urn:schemas-microsoft-com:vml" xmlns:wp14="http://schemas.microsoft.com/office/word/2010/wordprocessingDrawing" xmlns:wp="http://schemas.openxmlformats.org/drawingml/2006/wordprocessingDrawing" xmlns:w10="urn:schemas-microsoft-com:office:word" xmlns:w="http://schemas.openxmlformats.org/wordprocessingml/2006/main" xmlns:w14="http://schemas.microsoft.com/office/word/2010/wordml" xmlns:w15="http://schemas.microsoft.com/office/word/2012/wordml" xmlns:w16cex="http://schemas.microsoft.com/office/word/2018/wordml/cex" xmlns:w16cid="http://schemas.microsoft.com/office/word/2016/wordml/cid" xmlns:w16="http://schemas.microsoft.com/office/word/2018/wordml" xmlns:w16du="http://schemas.microsoft.com/office/word/2023/wordml/word16du" xmlns:w16sdtdh="http://schemas.microsoft.com/office/word/2020/wordml/sdtdatahash" xmlns:w16sdtfl="http://schemas.microsoft.com/office/word/2024/wordml/sdtformatlock" xmlns:w16se="http://schemas.microsoft.com/office/word/2015/wordml/symex" xmlns:wpg="http://schemas.microsoft.com/office/word/2010/wordprocessingGroup" xmlns:wpi="http://schemas.microsoft.com/office/word/2010/wordprocessingInk" xmlns:wne="http://schemas.microsoft.com/office/word/2006/wordml" xmlns:wps="http://schemas.microsoft.com/office/word/2010/wordprocessingShape" mc:Ignorable="w14 w15 w16se w16cid w16 w16cex w16sdtdh w16sdtfl w16du wp14">
   <w:footnote w:type="separator" w:id="-1">
@@ -3214,6 +3122,16 @@
 </file>
 
 <file path=word/header1.xml><?xml version="1.0" encoding="utf-8"?>
+<w:hdr xmlns:wpc="http://schemas.microsoft.com/office/word/2010/wordprocessingCanvas" xmlns:cx="http://schemas.microsoft.com/office/drawing/2014/chartex" xmlns:cx1="http://schemas.microsoft.com/office/drawing/2015/9/8/chartex" xmlns:cx2="http://schemas.microsoft.com/office/drawing/2015/10/21/chartex" xmlns:cx3="http://schemas.microsoft.com/office/drawing/2016/5/9/chartex" xmlns:cx4="http://schemas.microsoft.com/office/drawing/2016/5/10/chartex" xmlns:cx5="http://schemas.microsoft.com/office/drawing/2016/5/11/chartex" xmlns:cx6="http://schemas.microsoft.com/office/drawing/2016/5/12/chartex" xmlns:cx7="http://schemas.microsoft.com/office/drawing/2016/5/13/chartex" xmlns:cx8="http://schemas.microsoft.com/office/drawing/2016/5/14/chartex" xmlns:mc="http://schemas.openxmlformats.org/markup-compatibility/2006" xmlns:aink="http://schemas.microsoft.com/office/drawing/2016/ink" xmlns:am3d="http://schemas.microsoft.com/office/drawing/2017/model3d" xmlns:o="urn:schemas-microsoft-com:office:office" xmlns:oel="http://schemas.microsoft.com/office/2019/extlst" xmlns:r="http://schemas.openxmlformats.org/officeDocument/2006/relationships" xmlns:m="http://schemas.openxmlformats.org/officeDocument/2006/math" xmlns:v="urn:schemas-microsoft-com:vml" xmlns:wp14="http://schemas.microsoft.com/office/word/2010/wordprocessingDrawing" xmlns:wp="http://schemas.openxmlformats.org/drawingml/2006/wordprocessingDrawing" xmlns:w10="urn:schemas-microsoft-com:office:word" xmlns:w="http://schemas.openxmlformats.org/wordprocessingml/2006/main" xmlns:w14="http://schemas.microsoft.com/office/word/2010/wordml" xmlns:w15="http://schemas.microsoft.com/office/word/2012/wordml" xmlns:w16cex="http://schemas.microsoft.com/office/word/2018/wordml/cex" xmlns:w16cid="http://schemas.microsoft.com/office/word/2016/wordml/cid" xmlns:w16="http://schemas.microsoft.com/office/word/2018/wordml" xmlns:w16du="http://schemas.microsoft.com/office/word/2023/wordml/word16du" xmlns:w16sdtdh="http://schemas.microsoft.com/office/word/2020/wordml/sdtdatahash" xmlns:w16sdtfl="http://schemas.microsoft.com/office/word/2024/wordml/sdtformatlock" xmlns:w16se="http://schemas.microsoft.com/office/word/2015/wordml/symex" xmlns:wpg="http://schemas.microsoft.com/office/word/2010/wordprocessingGroup" xmlns:wpi="http://schemas.microsoft.com/office/word/2010/wordprocessingInk" xmlns:wne="http://schemas.microsoft.com/office/word/2006/wordml" xmlns:wps="http://schemas.microsoft.com/office/word/2010/wordprocessingShape" mc:Ignorable="w14 w15 w16se w16cid w16 w16cex w16sdtdh w16sdtfl w16du wp14">
+  <w:p>
+    <w:pPr>
+      <w:pStyle w:val="a3"/>
+    </w:pPr>
+  </w:p>
+</w:hdr>
+</file>
+
+<file path=word/header2.xml><?xml version="1.0" encoding="utf-8"?>
 <w:hdr xmlns:wpc="http://schemas.microsoft.com/office/word/2010/wordprocessingCanvas" xmlns:cx="http://schemas.microsoft.com/office/drawing/2014/chartex" xmlns:cx1="http://schemas.microsoft.com/office/drawing/2015/9/8/chartex" xmlns:cx2="http://schemas.microsoft.com/office/drawing/2015/10/21/chartex" xmlns:cx3="http://schemas.microsoft.com/office/drawing/2016/5/9/chartex" xmlns:cx4="http://schemas.microsoft.com/office/drawing/2016/5/10/chartex" xmlns:cx5="http://schemas.microsoft.com/office/drawing/2016/5/11/chartex" xmlns:cx6="http://schemas.microsoft.com/office/drawing/2016/5/12/chartex" xmlns:cx7="http://schemas.microsoft.com/office/drawing/2016/5/13/chartex" xmlns:cx8="http://schemas.microsoft.com/office/drawing/2016/5/14/chartex" xmlns:mc="http://schemas.openxmlformats.org/markup-compatibility/2006" xmlns:aink="http://schemas.microsoft.com/office/drawing/2016/ink" xmlns:am3d="http://schemas.microsoft.com/office/drawing/2017/model3d" xmlns:o="urn:schemas-microsoft-com:office:office" xmlns:oel="http://schemas.microsoft.com/office/2019/extlst" xmlns:r="http://schemas.openxmlformats.org/officeDocument/2006/relationships" xmlns:m="http://schemas.openxmlformats.org/officeDocument/2006/math" xmlns:v="urn:schemas-microsoft-com:vml" xmlns:wp14="http://schemas.microsoft.com/office/word/2010/wordprocessingDrawing" xmlns:wp="http://schemas.openxmlformats.org/drawingml/2006/wordprocessingDrawing" xmlns:w10="urn:schemas-microsoft-com:office:word" xmlns:w="http://schemas.openxmlformats.org/wordprocessingml/2006/main" xmlns:w14="http://schemas.microsoft.com/office/word/2010/wordml" xmlns:w15="http://schemas.microsoft.com/office/word/2012/wordml" xmlns:w16cex="http://schemas.microsoft.com/office/word/2018/wordml/cex" xmlns:w16cid="http://schemas.microsoft.com/office/word/2016/wordml/cid" xmlns:w16="http://schemas.microsoft.com/office/word/2018/wordml" xmlns:w16du="http://schemas.microsoft.com/office/word/2023/wordml/word16du" xmlns:w16sdtdh="http://schemas.microsoft.com/office/word/2020/wordml/sdtdatahash" xmlns:w16sdtfl="http://schemas.microsoft.com/office/word/2024/wordml/sdtformatlock" xmlns:w16se="http://schemas.microsoft.com/office/word/2015/wordml/symex" xmlns:wpg="http://schemas.microsoft.com/office/word/2010/wordprocessingGroup" xmlns:wpi="http://schemas.microsoft.com/office/word/2010/wordprocessingInk" xmlns:wne="http://schemas.microsoft.com/office/word/2006/wordml" xmlns:wps="http://schemas.microsoft.com/office/word/2010/wordprocessingShape" mc:Ignorable="w14 w15 w16se w16cid w16 w16cex w16sdtdh w16sdtfl w16du wp14">
   <w:p>
     <w:pPr>
@@ -3266,6 +3184,16 @@
       </w:rPr>
       <w:t>The 1st Conference on Hakka Humanities and Technology (HHT 2026)</w:t>
     </w:r>
+  </w:p>
+</w:hdr>
+</file>
+
+<file path=word/header3.xml><?xml version="1.0" encoding="utf-8"?>
+<w:hdr xmlns:wpc="http://schemas.microsoft.com/office/word/2010/wordprocessingCanvas" xmlns:cx="http://schemas.microsoft.com/office/drawing/2014/chartex" xmlns:cx1="http://schemas.microsoft.com/office/drawing/2015/9/8/chartex" xmlns:cx2="http://schemas.microsoft.com/office/drawing/2015/10/21/chartex" xmlns:cx3="http://schemas.microsoft.com/office/drawing/2016/5/9/chartex" xmlns:cx4="http://schemas.microsoft.com/office/drawing/2016/5/10/chartex" xmlns:cx5="http://schemas.microsoft.com/office/drawing/2016/5/11/chartex" xmlns:cx6="http://schemas.microsoft.com/office/drawing/2016/5/12/chartex" xmlns:cx7="http://schemas.microsoft.com/office/drawing/2016/5/13/chartex" xmlns:cx8="http://schemas.microsoft.com/office/drawing/2016/5/14/chartex" xmlns:mc="http://schemas.openxmlformats.org/markup-compatibility/2006" xmlns:aink="http://schemas.microsoft.com/office/drawing/2016/ink" xmlns:am3d="http://schemas.microsoft.com/office/drawing/2017/model3d" xmlns:o="urn:schemas-microsoft-com:office:office" xmlns:oel="http://schemas.microsoft.com/office/2019/extlst" xmlns:r="http://schemas.openxmlformats.org/officeDocument/2006/relationships" xmlns:m="http://schemas.openxmlformats.org/officeDocument/2006/math" xmlns:v="urn:schemas-microsoft-com:vml" xmlns:wp14="http://schemas.microsoft.com/office/word/2010/wordprocessingDrawing" xmlns:wp="http://schemas.openxmlformats.org/drawingml/2006/wordprocessingDrawing" xmlns:w10="urn:schemas-microsoft-com:office:word" xmlns:w="http://schemas.openxmlformats.org/wordprocessingml/2006/main" xmlns:w14="http://schemas.microsoft.com/office/word/2010/wordml" xmlns:w15="http://schemas.microsoft.com/office/word/2012/wordml" xmlns:w16cex="http://schemas.microsoft.com/office/word/2018/wordml/cex" xmlns:w16cid="http://schemas.microsoft.com/office/word/2016/wordml/cid" xmlns:w16="http://schemas.microsoft.com/office/word/2018/wordml" xmlns:w16du="http://schemas.microsoft.com/office/word/2023/wordml/word16du" xmlns:w16sdtdh="http://schemas.microsoft.com/office/word/2020/wordml/sdtdatahash" xmlns:w16sdtfl="http://schemas.microsoft.com/office/word/2024/wordml/sdtformatlock" xmlns:w16se="http://schemas.microsoft.com/office/word/2015/wordml/symex" xmlns:wpg="http://schemas.microsoft.com/office/word/2010/wordprocessingGroup" xmlns:wpi="http://schemas.microsoft.com/office/word/2010/wordprocessingInk" xmlns:wne="http://schemas.microsoft.com/office/word/2006/wordml" xmlns:wps="http://schemas.microsoft.com/office/word/2010/wordprocessingShape" mc:Ignorable="w14 w15 w16se w16cid w16 w16cex w16sdtdh w16sdtfl w16du wp14">
+  <w:p>
+    <w:pPr>
+      <w:pStyle w:val="a3"/>
+    </w:pPr>
   </w:p>
 </w:hdr>
 </file>
@@ -4901,10 +4829,23 @@
 </file>
 
 <file path=customXml/item1.xml><?xml version="1.0" encoding="utf-8"?>
-<b:Sources xmlns:b="http://schemas.openxmlformats.org/officeDocument/2006/bibliography" xmlns="http://schemas.openxmlformats.org/officeDocument/2006/bibliography" SelectedStyle="/APASixthEditionOfficeOnline.xsl" StyleName="APA" Version="6"/>
+<p:properties xmlns:p="http://schemas.microsoft.com/office/2006/metadata/properties" xmlns:xsi="http://www.w3.org/2001/XMLSchema-instance" xmlns:pc="http://schemas.microsoft.com/office/infopath/2007/PartnerControls">
+  <documentManagement>
+    <_activity xmlns="48f7c1b8-20b2-4d1a-a38a-675c781d3104" xsi:nil="true"/>
+  </documentManagement>
+</p:properties>
 </file>
 
 <file path=customXml/item2.xml><?xml version="1.0" encoding="utf-8"?>
+<?mso-contentType ?>
+<FormTemplates xmlns="http://schemas.microsoft.com/sharepoint/v3/contenttype/forms">
+  <Display>DocumentLibraryForm</Display>
+  <Edit>DocumentLibraryForm</Edit>
+  <New>DocumentLibraryForm</New>
+</FormTemplates>
+</file>
+
+<file path=customXml/item3.xml><?xml version="1.0" encoding="utf-8"?>
 <ct:contentTypeSchema xmlns:ct="http://schemas.microsoft.com/office/2006/metadata/contentType" xmlns:ma="http://schemas.microsoft.com/office/2006/metadata/properties/metaAttributes" ct:_="" ma:_="" ma:contentTypeName="文件" ma:contentTypeID="0x010100B79691A049FD19438D0C28C9EDE658D8" ma:contentTypeVersion="15" ma:contentTypeDescription="建立新的文件。" ma:contentTypeScope="" ma:versionID="e3a2fd09074c5ad0c1172eb8209f4e36">
   <xsd:schema xmlns:xsd="http://www.w3.org/2001/XMLSchema" xmlns:xs="http://www.w3.org/2001/XMLSchema" xmlns:p="http://schemas.microsoft.com/office/2006/metadata/properties" xmlns:ns3="48f7c1b8-20b2-4d1a-a38a-675c781d3104" xmlns:ns4="4af8b3f7-3905-4987-8d8d-5dbeba878c28" targetNamespace="http://schemas.microsoft.com/office/2006/metadata/properties" ma:root="true" ma:fieldsID="c297cef618ae4fe891c274d1fb322294" ns3:_="" ns4:_="">
     <xsd:import namespace="48f7c1b8-20b2-4d1a-a38a-675c781d3104"/>
@@ -5137,32 +5078,29 @@
 </ct:contentTypeSchema>
 </file>
 
-<file path=customXml/item3.xml><?xml version="1.0" encoding="utf-8"?>
-<?mso-contentType ?>
-<FormTemplates xmlns="http://schemas.microsoft.com/sharepoint/v3/contenttype/forms">
-  <Display>DocumentLibraryForm</Display>
-  <Edit>DocumentLibraryForm</Edit>
-  <New>DocumentLibraryForm</New>
-</FormTemplates>
-</file>
-
 <file path=customXml/item4.xml><?xml version="1.0" encoding="utf-8"?>
-<p:properties xmlns:p="http://schemas.microsoft.com/office/2006/metadata/properties" xmlns:xsi="http://www.w3.org/2001/XMLSchema-instance" xmlns:pc="http://schemas.microsoft.com/office/infopath/2007/PartnerControls">
-  <documentManagement>
-    <_activity xmlns="48f7c1b8-20b2-4d1a-a38a-675c781d3104" xsi:nil="true"/>
-  </documentManagement>
-</p:properties>
+<b:Sources xmlns:b="http://schemas.openxmlformats.org/officeDocument/2006/bibliography" xmlns="http://schemas.openxmlformats.org/officeDocument/2006/bibliography" SelectedStyle="/APASixthEditionOfficeOnline.xsl" StyleName="APA" Version="6"/>
 </file>
 
 <file path=customXml/itemProps1.xml><?xml version="1.0" encoding="utf-8"?>
-<ds:datastoreItem xmlns:ds="http://schemas.openxmlformats.org/officeDocument/2006/customXml" ds:itemID="{B6419FEF-D94F-F54C-A5B5-0F60763FF893}">
+<ds:datastoreItem xmlns:ds="http://schemas.openxmlformats.org/officeDocument/2006/customXml" ds:itemID="{424D4EB7-BB61-4C90-95BC-D372B0D9A59D}">
   <ds:schemaRefs>
-    <ds:schemaRef ds:uri="http://schemas.openxmlformats.org/officeDocument/2006/bibliography"/>
+    <ds:schemaRef ds:uri="http://schemas.microsoft.com/office/2006/metadata/properties"/>
+    <ds:schemaRef ds:uri="http://schemas.microsoft.com/office/infopath/2007/PartnerControls"/>
+    <ds:schemaRef ds:uri="48f7c1b8-20b2-4d1a-a38a-675c781d3104"/>
   </ds:schemaRefs>
 </ds:datastoreItem>
 </file>
 
 <file path=customXml/itemProps2.xml><?xml version="1.0" encoding="utf-8"?>
+<ds:datastoreItem xmlns:ds="http://schemas.openxmlformats.org/officeDocument/2006/customXml" ds:itemID="{94338D2C-1B14-4126-88C3-33E34C3F1CF0}">
+  <ds:schemaRefs>
+    <ds:schemaRef ds:uri="http://schemas.microsoft.com/sharepoint/v3/contenttype/forms"/>
+  </ds:schemaRefs>
+</ds:datastoreItem>
+</file>
+
+<file path=customXml/itemProps3.xml><?xml version="1.0" encoding="utf-8"?>
 <ds:datastoreItem xmlns:ds="http://schemas.openxmlformats.org/officeDocument/2006/customXml" ds:itemID="{7E36B1E0-2A9F-4DFA-A80F-9687281B68F0}">
   <ds:schemaRefs>
     <ds:schemaRef ds:uri="http://schemas.microsoft.com/office/2006/metadata/contentType"/>
@@ -5181,20 +5119,10 @@
 </ds:datastoreItem>
 </file>
 
-<file path=customXml/itemProps3.xml><?xml version="1.0" encoding="utf-8"?>
-<ds:datastoreItem xmlns:ds="http://schemas.openxmlformats.org/officeDocument/2006/customXml" ds:itemID="{94338D2C-1B14-4126-88C3-33E34C3F1CF0}">
+<file path=customXml/itemProps4.xml><?xml version="1.0" encoding="utf-8"?>
+<ds:datastoreItem xmlns:ds="http://schemas.openxmlformats.org/officeDocument/2006/customXml" ds:itemID="{B6419FEF-D94F-F54C-A5B5-0F60763FF893}">
   <ds:schemaRefs>
-    <ds:schemaRef ds:uri="http://schemas.microsoft.com/sharepoint/v3/contenttype/forms"/>
-  </ds:schemaRefs>
-</ds:datastoreItem>
-</file>
-
-<file path=customXml/itemProps4.xml><?xml version="1.0" encoding="utf-8"?>
-<ds:datastoreItem xmlns:ds="http://schemas.openxmlformats.org/officeDocument/2006/customXml" ds:itemID="{424D4EB7-BB61-4C90-95BC-D372B0D9A59D}">
-  <ds:schemaRefs>
-    <ds:schemaRef ds:uri="http://schemas.microsoft.com/office/2006/metadata/properties"/>
-    <ds:schemaRef ds:uri="http://schemas.microsoft.com/office/infopath/2007/PartnerControls"/>
-    <ds:schemaRef ds:uri="48f7c1b8-20b2-4d1a-a38a-675c781d3104"/>
+    <ds:schemaRef ds:uri="http://schemas.openxmlformats.org/officeDocument/2006/bibliography"/>
   </ds:schemaRefs>
 </ds:datastoreItem>
 </file>
--- a/HHT 2026 WORD.docx
+++ b/HHT 2026 WORD.docx
@@ -1385,35 +1385,7 @@
         <w:rPr>
           <w:rFonts w:eastAsia="標楷體"/>
         </w:rPr>
-        <w:t xml:space="preserve">The abstract should be written in a standard 12-point font, with full justification, and should not exceed 500 words, including keywords. For Chinese text, please use </w:t>
-      </w:r>
-      <w:proofErr w:type="spellStart"/>
-      <w:r>
-        <w:rPr>
-          <w:rFonts w:eastAsia="標楷體"/>
-        </w:rPr>
-        <w:t>DFKai</w:t>
-      </w:r>
-      <w:proofErr w:type="spellEnd"/>
-      <w:r>
-        <w:rPr>
-          <w:rFonts w:eastAsia="標楷體"/>
-        </w:rPr>
-        <w:t>-SB (</w:t>
-      </w:r>
-      <w:proofErr w:type="spellStart"/>
-      <w:r>
-        <w:rPr>
-          <w:rFonts w:eastAsia="標楷體"/>
-        </w:rPr>
-        <w:t>BiauKai</w:t>
-      </w:r>
-      <w:proofErr w:type="spellEnd"/>
-      <w:r>
-        <w:rPr>
-          <w:rFonts w:eastAsia="標楷體"/>
-        </w:rPr>
-        <w:t xml:space="preserve"> font), and for English text, please use Times New Roman.</w:t>
+        <w:t>The abstract should be written in a standard 12-point font, with full justification, and should not exceed 500 words, including keywords. For Chinese text, please use DFKai-SB (BiauKai font), and for English text, please use Times New Roman.</w:t>
       </w:r>
       <w:r>
         <w:rPr>
@@ -1842,9 +1814,9 @@
       </w:r>
       <w:r>
         <w:rPr>
-          <w:rFonts w:eastAsia="標楷體"/>
-        </w:rPr>
-        <w:t>8</w:t>
+          <w:rFonts w:eastAsia="標楷體" w:hint="eastAsia"/>
+        </w:rPr>
+        <w:t>6</w:t>
       </w:r>
       <w:r>
         <w:rPr>
@@ -4109,7 +4081,6 @@
   <w:style w:type="character" w:default="1" w:styleId="a0">
     <w:name w:val="Default Paragraph Font"/>
     <w:uiPriority w:val="1"/>
-    <w:semiHidden/>
     <w:unhideWhenUsed/>
   </w:style>
   <w:style w:type="table" w:default="1" w:styleId="a1">
@@ -4829,14 +4800,6 @@
 </file>
 
 <file path=customXml/item1.xml><?xml version="1.0" encoding="utf-8"?>
-<p:properties xmlns:p="http://schemas.microsoft.com/office/2006/metadata/properties" xmlns:xsi="http://www.w3.org/2001/XMLSchema-instance" xmlns:pc="http://schemas.microsoft.com/office/infopath/2007/PartnerControls">
-  <documentManagement>
-    <_activity xmlns="48f7c1b8-20b2-4d1a-a38a-675c781d3104" xsi:nil="true"/>
-  </documentManagement>
-</p:properties>
-</file>
-
-<file path=customXml/item2.xml><?xml version="1.0" encoding="utf-8"?>
 <?mso-contentType ?>
 <FormTemplates xmlns="http://schemas.microsoft.com/sharepoint/v3/contenttype/forms">
   <Display>DocumentLibraryForm</Display>
@@ -4845,7 +4808,19 @@
 </FormTemplates>
 </file>
 
+<file path=customXml/item2.xml><?xml version="1.0" encoding="utf-8"?>
+<p:properties xmlns:p="http://schemas.microsoft.com/office/2006/metadata/properties" xmlns:xsi="http://www.w3.org/2001/XMLSchema-instance" xmlns:pc="http://schemas.microsoft.com/office/infopath/2007/PartnerControls">
+  <documentManagement>
+    <_activity xmlns="48f7c1b8-20b2-4d1a-a38a-675c781d3104" xsi:nil="true"/>
+  </documentManagement>
+</p:properties>
+</file>
+
 <file path=customXml/item3.xml><?xml version="1.0" encoding="utf-8"?>
+<b:Sources xmlns:b="http://schemas.openxmlformats.org/officeDocument/2006/bibliography" xmlns="http://schemas.openxmlformats.org/officeDocument/2006/bibliography" SelectedStyle="/APASixthEditionOfficeOnline.xsl" StyleName="APA" Version="6"/>
+</file>
+
+<file path=customXml/item4.xml><?xml version="1.0" encoding="utf-8"?>
 <ct:contentTypeSchema xmlns:ct="http://schemas.microsoft.com/office/2006/metadata/contentType" xmlns:ma="http://schemas.microsoft.com/office/2006/metadata/properties/metaAttributes" ct:_="" ma:_="" ma:contentTypeName="文件" ma:contentTypeID="0x010100B79691A049FD19438D0C28C9EDE658D8" ma:contentTypeVersion="15" ma:contentTypeDescription="建立新的文件。" ma:contentTypeScope="" ma:versionID="e3a2fd09074c5ad0c1172eb8209f4e36">
   <xsd:schema xmlns:xsd="http://www.w3.org/2001/XMLSchema" xmlns:xs="http://www.w3.org/2001/XMLSchema" xmlns:p="http://schemas.microsoft.com/office/2006/metadata/properties" xmlns:ns3="48f7c1b8-20b2-4d1a-a38a-675c781d3104" xmlns:ns4="4af8b3f7-3905-4987-8d8d-5dbeba878c28" targetNamespace="http://schemas.microsoft.com/office/2006/metadata/properties" ma:root="true" ma:fieldsID="c297cef618ae4fe891c274d1fb322294" ns3:_="" ns4:_="">
     <xsd:import namespace="48f7c1b8-20b2-4d1a-a38a-675c781d3104"/>
@@ -5078,11 +5053,15 @@
 </ct:contentTypeSchema>
 </file>
 
-<file path=customXml/item4.xml><?xml version="1.0" encoding="utf-8"?>
-<b:Sources xmlns:b="http://schemas.openxmlformats.org/officeDocument/2006/bibliography" xmlns="http://schemas.openxmlformats.org/officeDocument/2006/bibliography" SelectedStyle="/APASixthEditionOfficeOnline.xsl" StyleName="APA" Version="6"/>
+<file path=customXml/itemProps1.xml><?xml version="1.0" encoding="utf-8"?>
+<ds:datastoreItem xmlns:ds="http://schemas.openxmlformats.org/officeDocument/2006/customXml" ds:itemID="{94338D2C-1B14-4126-88C3-33E34C3F1CF0}">
+  <ds:schemaRefs>
+    <ds:schemaRef ds:uri="http://schemas.microsoft.com/sharepoint/v3/contenttype/forms"/>
+  </ds:schemaRefs>
+</ds:datastoreItem>
 </file>
 
-<file path=customXml/itemProps1.xml><?xml version="1.0" encoding="utf-8"?>
+<file path=customXml/itemProps2.xml><?xml version="1.0" encoding="utf-8"?>
 <ds:datastoreItem xmlns:ds="http://schemas.openxmlformats.org/officeDocument/2006/customXml" ds:itemID="{424D4EB7-BB61-4C90-95BC-D372B0D9A59D}">
   <ds:schemaRefs>
     <ds:schemaRef ds:uri="http://schemas.microsoft.com/office/2006/metadata/properties"/>
@@ -5092,15 +5071,15 @@
 </ds:datastoreItem>
 </file>
 
-<file path=customXml/itemProps2.xml><?xml version="1.0" encoding="utf-8"?>
-<ds:datastoreItem xmlns:ds="http://schemas.openxmlformats.org/officeDocument/2006/customXml" ds:itemID="{94338D2C-1B14-4126-88C3-33E34C3F1CF0}">
+<file path=customXml/itemProps3.xml><?xml version="1.0" encoding="utf-8"?>
+<ds:datastoreItem xmlns:ds="http://schemas.openxmlformats.org/officeDocument/2006/customXml" ds:itemID="{B6419FEF-D94F-F54C-A5B5-0F60763FF893}">
   <ds:schemaRefs>
-    <ds:schemaRef ds:uri="http://schemas.microsoft.com/sharepoint/v3/contenttype/forms"/>
+    <ds:schemaRef ds:uri="http://schemas.openxmlformats.org/officeDocument/2006/bibliography"/>
   </ds:schemaRefs>
 </ds:datastoreItem>
 </file>
 
-<file path=customXml/itemProps3.xml><?xml version="1.0" encoding="utf-8"?>
+<file path=customXml/itemProps4.xml><?xml version="1.0" encoding="utf-8"?>
 <ds:datastoreItem xmlns:ds="http://schemas.openxmlformats.org/officeDocument/2006/customXml" ds:itemID="{7E36B1E0-2A9F-4DFA-A80F-9687281B68F0}">
   <ds:schemaRefs>
     <ds:schemaRef ds:uri="http://schemas.microsoft.com/office/2006/metadata/contentType"/>
@@ -5117,12 +5096,4 @@
     <ds:schemaRef ds:uri="http://schemas.microsoft.com/internal/obd"/>
   </ds:schemaRefs>
 </ds:datastoreItem>
-</file>
-
-<file path=customXml/itemProps4.xml><?xml version="1.0" encoding="utf-8"?>
-<ds:datastoreItem xmlns:ds="http://schemas.openxmlformats.org/officeDocument/2006/customXml" ds:itemID="{B6419FEF-D94F-F54C-A5B5-0F60763FF893}">
-  <ds:schemaRefs>
-    <ds:schemaRef ds:uri="http://schemas.openxmlformats.org/officeDocument/2006/bibliography"/>
-  </ds:schemaRefs>
-</ds:datastoreItem>
 </file>